--- a/ПР1 — Бизнес и его ИТ ЮMoney.docx
+++ b/ПР1 — Бизнес и его ИТ ЮMoney.docx
@@ -19,7 +19,7 @@
         <w:t xml:space="preserve"> · </w:t>
       </w:r>
       <w:r>
-        <w:t xml:space="preserve">@Someone</w:t>
+        <w:t xml:space="preserve">@Raf</w:t>
       </w:r>
     </w:p>
     <w:p>
@@ -32,6 +32,15 @@
       </w:r>
       <w:r>
         <w:t xml:space="preserve"> ИТ ЮMoney работает как поставщик услуг — методом исключения: не служба (ИТ владеет продуктами), не партнёр (нигде не раскрыт посчитанный эффект инициатив, нет стратега при собственнике). Обязательства перед магазинами и Банком России она держит и по ним подотчётна. Самое слабое место — связь и безопасность: владельцы почты, мессенджера и VPN не установлены.</w:t>
+      </w:r>
+    </w:p>
+    <w:p>
+      <w:pPr/>
+      <w:r>
+        <w:rPr>
+          <w:i/>
+        </w:rPr>
+        <w:t xml:space="preserve">Сценарии 48 (переносимость данных) и 67 (падение выручки на треть, реструктуризация долга) приняты как уже случившиеся: см. п. 1, 3, 4, 5, 7 и 8. Из-за них ИТ-функция перешла в красную зону (п. 5 и 8), остальные зоны прежние.</w:t>
       </w:r>
     </w:p>
     <w:p>
@@ -252,7 +261,7 @@
           <w:p>
             <w:pPr/>
             <w:r>
-              <w:t xml:space="preserve">Связь: владельцы почты, VPN и резервных копий не установлены по открытым источникам. Выручка: около 89% комиссии — из одного сегмента (интернет-магазины) — база для гипотез роста в ПР2</w:t>
+              <w:t xml:space="preserve">Связь: Выручка: около 89% комиссии — из одного сегмента (интернет-магазины) — база для гипотез роста в ПР2</w:t>
             </w:r>
           </w:p>
         </w:tc>
@@ -758,6 +767,15 @@
       </w:r>
     </w:p>
     <w:p>
+      <w:pPr/>
+      <w:r>
+        <w:rPr>
+          <w:i/>
+        </w:rPr>
+        <w:t xml:space="preserve">Сценарий 67 уже случился: выручка упала примерно на треть — с 27,55 млрд ₽ за 2025 год до ≈ 18,4 млрд ₽ в годовом выражении (расчёт, А14). Банки согласились на реструктуризацию долга при двух условиях: опекс снижается на 25%, а все крупные расходы, включая ИТ, согласует представитель кредиторов.</w:t>
+      </w:r>
+    </w:p>
+    <w:p>
       <w:pPr>
         <w:pStyle w:val="Heading2"/>
       </w:pPr>
@@ -1610,6 +1628,25 @@
       </w:r>
     </w:p>
     <w:p>
+      <w:pPr/>
+      <w:r>
+        <w:rPr>
+          <w:b/>
+          <w:i/>
+        </w:rPr>
+        <w:t xml:space="preserve">Сценарий 48 (переносимость данных) уже наступил.</w:t>
+      </w:r>
+      <w:r>
+        <w:t xml:space="preserve"> </w:t>
+      </w:r>
+      <w:r>
+        <w:rPr>
+          <w:i/>
+        </w:rPr>
+        <w:t xml:space="preserve">Регулирование принято: по запросу клиента ЮMoney обязан в течение нескольких дней передать историю операций, договоры и условия обслуживания ему самому или названной им третьей стороне, включая конкурентов, через стандартный цифровой интерфейс. До вступления требования в силу — 15 месяцев, штрафы сопоставимы с годовым бюджетом крупного проекта. Под ударом база физлиц: банки маркетплейсов получают возможность мгновенно делать клиентам кошелька персональные предложения на основе этих данных. Одновременно у ЮMoney появляется право с согласия клиента запрашивать данные у других участников рынка — новый канал продаж карт и ЮBusiness тем, кто сейчас пользуется чужими банками (гипотезы 1–3 в п. 8).</w:t>
+      </w:r>
+    </w:p>
+    <w:p>
       <w:pPr>
         <w:pStyle w:val="Heading2"/>
       </w:pPr>
@@ -1936,6 +1973,15 @@
       </w:r>
     </w:p>
     <w:p>
+      <w:pPr/>
+      <w:r>
+        <w:rPr>
+          <w:i/>
+        </w:rPr>
+        <w:t xml:space="preserve">Сценарий 48 добавил в процесс обязательный шаг: выдача данных клиента по запросу — проверка согласия, сбор истории операций и условий обслуживания (договоры самого клиента, не внутренние), передача по стандартному интерфейсу за несколько дней. Данные у компании уже есть, нужен слой интерфейса под стандарт; собирать его логично на той же API-платформе, что и ЮSoft (гипотеза, не подтверждена). Срок — 15 месяцев.</w:t>
+      </w:r>
+    </w:p>
+    <w:p>
       <w:pPr>
         <w:pStyle w:val="Heading2"/>
       </w:pPr>
@@ -2178,6 +2224,15 @@
         </w:tc>
       </w:tr>
     </w:tbl>
+    <w:p>
+      <w:pPr/>
+      <w:r>
+        <w:rPr>
+          <w:i/>
+        </w:rPr>
+        <w:t xml:space="preserve">Сценарий 67 уже идёт и бьёт по этой функции сильнее прочих: ИТ-специалисты — 456 из 1124, около 41% штата, а опекс нужно снизить на 25%. Часть ИТ-подрядчиков перешла на предоплату, лучшие разработчики получают предложения от более устойчивых работодателей, а каждый крупный расход, включая ИТ, согласует представитель кредиторов — значит, каждый ИТ-проект теперь приходит с эффектом в рублях и сроком. Поэтому зона этого блока — красная (п. 8).</w:t>
+      </w:r>
+    </w:p>
     <w:p>
       <w:pPr>
         <w:pStyle w:val="Heading2"/>
@@ -2883,6 +2938,15 @@
       </w:r>
     </w:p>
     <w:p>
+      <w:pPr/>
+      <w:r>
+        <w:rPr>
+          <w:i/>
+        </w:rPr>
+        <w:t xml:space="preserve">Сценарий 67 проверяет это состояние прямо сейчас: согласование крупных ИТ-расходов представителем кредиторов — новая внешняя подотчётность, только за деньги, а не за сервис. Чтобы получать согласования быстро, ИТ вынуждена считать эффект каждого проекта — то есть делать то, чего раньше не было видно и что отличает партнёра от поставщика. Если получится показывать эффект, ИТ движется от поставщика к партнёру.</w:t>
+      </w:r>
+    </w:p>
+    <w:p>
       <w:pPr>
         <w:pStyle w:val="Heading2"/>
       </w:pPr>
@@ -2893,7 +2957,19 @@
     <w:p>
       <w:pPr/>
       <w:r>
-        <w:t xml:space="preserve">Зелёные зоны — клиенты и каналы, ключевые процессы, ИТ-функция и состояние ИТ; жёлтые — направления (концентрация выручки) и связь с безопасностью (владельцы каналов не установлены). Красной нет — подтверждённого признака отказа не нашлось ни по одному блоку.</w:t>
+        <w:rPr>
+          <w:i/>
+        </w:rPr>
+        <w:t xml:space="preserve">Зелёные зоны — клиенты и каналы, ключевые процессы и состояние ИТ; жёлтые — направления (концентрация выручки) и связь с безопасностью (владельцы каналов не установлены); красная — ИТ-функция.</w:t>
+      </w:r>
+    </w:p>
+    <w:p>
+      <w:pPr/>
+      <w:r>
+        <w:rPr>
+          <w:i/>
+        </w:rPr>
+        <w:t xml:space="preserve">ИТ-функция стала красной из-за сценариев: это единственный блок, где одновременно урезают ресурс (опекс −25%, предоплата, уход людей) и добавляют обязательную срочную работу (интерфейс за 15 месяцев). Красный здесь означает подтверждённую угрозу работе блока, а не отсутствие данных. Остальные зоны не меняются: новых фактов по ним нет, а п. 3 получил и угрозу (данные клиентов уходят конкурентам), и новый канал продаж.</w:t>
       </w:r>
     </w:p>
     <w:tbl>
@@ -3128,6 +3204,79 @@
           <w:p>
             <w:pPr/>
             <w:r>
+              <w:t xml:space="preserve">🔴</w:t>
+            </w:r>
+          </w:p>
+        </w:tc>
+        <w:tc>
+          <w:tcPr>
+            <w:tcW w:w="3120" w:type="dxa"/>
+          </w:tcPr>
+          <w:p>
+            <w:pPr/>
+            <w:r>
+              <w:rPr>
+                <w:i/>
+              </w:rPr>
+              <w:t xml:space="preserve">в ИТ 456 из 1124 сотрудников (≈41%, внутренние данные), и оба сценария бьют именно по этой функции: опекс −25%, подрядчики на предоплате, сильные разработчики получают чужие офферы, крупные траты согласует представитель кредиторов, а на обязательный интерфейс переносимости данных остаётся 15 месяцев; владельцы продуктов названы, но ресурса на всё сразу нет</w:t>
+            </w:r>
+          </w:p>
+        </w:tc>
+      </w:tr>
+      <w:tr>
+        <w:tc>
+          <w:tcPr>
+            <w:tcW w:w="3120" w:type="dxa"/>
+          </w:tcPr>
+          <w:p>
+            <w:pPr/>
+            <w:r>
+              <w:t xml:space="preserve">6. Связь и безопасность</w:t>
+            </w:r>
+          </w:p>
+        </w:tc>
+        <w:tc>
+          <w:tcPr>
+            <w:tcW w:w="3120" w:type="dxa"/>
+          </w:tcPr>
+          <w:p>
+            <w:pPr/>
+            <w:r>
+              <w:t xml:space="preserve">🟢 </w:t>
+            </w:r>
+          </w:p>
+        </w:tc>
+        <w:tc>
+          <w:tcPr>
+            <w:tcW w:w="3120" w:type="dxa"/>
+          </w:tcPr>
+          <w:p>
+            <w:pPr/>
+            <w:r>
+              <w:t xml:space="preserve">Все хорошо настроено + 1 инцедент крупный за 3 года</w:t>
+            </w:r>
+          </w:p>
+        </w:tc>
+      </w:tr>
+      <w:tr>
+        <w:tc>
+          <w:tcPr>
+            <w:tcW w:w="3120" w:type="dxa"/>
+          </w:tcPr>
+          <w:p>
+            <w:pPr/>
+            <w:r>
+              <w:t xml:space="preserve">7. Состояние ИТ</w:t>
+            </w:r>
+          </w:p>
+        </w:tc>
+        <w:tc>
+          <w:tcPr>
+            <w:tcW w:w="3120" w:type="dxa"/>
+          </w:tcPr>
+          <w:p>
+            <w:pPr/>
+            <w:r>
               <w:t xml:space="preserve">🟢</w:t>
             </w:r>
           </w:p>
@@ -3139,87 +3288,6 @@
           <w:p>
             <w:pPr/>
             <w:r>
-              <w:t xml:space="preserve">1124 сотрудника, 456 в ИТ (внутренние данные); ИТ владеет продуктами с названными руководителями; внешние сервисы (ЮKassa, ЮSoft) описаны как продукты со своими владельцами</w:t>
-            </w:r>
-          </w:p>
-        </w:tc>
-      </w:tr>
-      <w:tr>
-        <w:tc>
-          <w:tcPr>
-            <w:tcW w:w="3120" w:type="dxa"/>
-          </w:tcPr>
-          <w:p>
-            <w:pPr/>
-            <w:r>
-              <w:t xml:space="preserve">6. Связь и безопасность</w:t>
-            </w:r>
-          </w:p>
-        </w:tc>
-        <w:tc>
-          <w:tcPr>
-            <w:tcW w:w="3120" w:type="dxa"/>
-          </w:tcPr>
-          <w:p>
-            <w:pPr/>
-            <w:r>
-              <w:t xml:space="preserve">🟡 (самый слабый блок)</w:t>
-            </w:r>
-          </w:p>
-        </w:tc>
-        <w:tc>
-          <w:tcPr>
-            <w:tcW w:w="3120" w:type="dxa"/>
-          </w:tcPr>
-          <w:p>
-            <w:pPr/>
-            <w:r>
-              <w:t xml:space="preserve">владельцы почты, мессенджера, телефонии, VPN и резервных копий не установлены по открытым источникам; при этом отдел ИБ в штате и использует сертифицированные средства защиты рабочих мест (</w:t>
-            </w:r>
-            <w:hyperlink r:id="rId26" w:history="1">
-              <w:r>
-                <w:rPr>
-                  <w:rStyle w:val="Hyperlink"/>
-                </w:rPr>
-                <w:t xml:space="preserve">16</w:t>
-              </w:r>
-            </w:hyperlink>
-            <w:r>
-              <w:t xml:space="preserve">)</w:t>
-            </w:r>
-          </w:p>
-        </w:tc>
-      </w:tr>
-      <w:tr>
-        <w:tc>
-          <w:tcPr>
-            <w:tcW w:w="3120" w:type="dxa"/>
-          </w:tcPr>
-          <w:p>
-            <w:pPr/>
-            <w:r>
-              <w:t xml:space="preserve">7. Состояние ИТ</w:t>
-            </w:r>
-          </w:p>
-        </w:tc>
-        <w:tc>
-          <w:tcPr>
-            <w:tcW w:w="3120" w:type="dxa"/>
-          </w:tcPr>
-          <w:p>
-            <w:pPr/>
-            <w:r>
-              <w:t xml:space="preserve">🟢</w:t>
-            </w:r>
-          </w:p>
-        </w:tc>
-        <w:tc>
-          <w:tcPr>
-            <w:tcW w:w="3120" w:type="dxa"/>
-          </w:tcPr>
-          <w:p>
-            <w:pPr/>
-            <w:r>
               <w:t xml:space="preserve">методом исключения: не служба (владеет продуктами) и не партнёр (эффект нигде не раскрыт); поставщик услуг подтверждён внешней, измеримой подотчётностью регулятору и клиентам ЮKassa</w:t>
             </w:r>
           </w:p>
@@ -3229,7 +3297,11 @@
     <w:p>
       <w:pPr/>
       <w:r>
-        <w:t xml:space="preserve">Места для гипотез роста выручки в Пр2:</w:t>
+        <w:rPr>
+          <w:b/>
+          <w:i/>
+        </w:rPr>
+        <w:t xml:space="preserve">Анализ проблем в порядке срочности:</w:t>
       </w:r>
     </w:p>
     <w:p>
@@ -3241,7 +3313,10 @@
         </w:numPr>
       </w:pPr>
       <w:r>
-        <w:t xml:space="preserve">Диверсификация за пределами ЮKassa: ≈ 89% комиссии держит один сегмент (интернет-эквайринг) при марже ≈ 29% — это самый крупный неиспользованный резерв: любой прирост доли карт, ЮBusiness и других направлений напрямую снижает эту зависимость и даёт измеримый прирост выручки;</w:t>
+        <w:rPr>
+          <w:i/>
+        </w:rPr>
+        <w:t xml:space="preserve">ИТ-функция (🔴): 41% штата под сокращением расходов, а обязательная работа по сценарию 48 и рост зависят от тех же людей; главный риск — потерять сильных разработчиков, а не переплатить за офис или льготы, поэтому льготы сохранены.</w:t>
       </w:r>
     </w:p>
     <w:p>
@@ -3253,7 +3328,10 @@
         </w:numPr>
       </w:pPr>
       <w:r>
-        <w:t xml:space="preserve">ЮSoft (BaaS, запуск 09.2025): встраивание сервисов ЮMoney в чужие продукты (маркетплейсы, МФО, страховые) открывает канал выручки без затрат на привлечение собственных клиентов (B2B2C); платформа работает уже год, так что в Пр2 есть на чём считать эффект и темп масштабирования;</w:t>
+        <w:rPr>
+          <w:i/>
+        </w:rPr>
+        <w:t xml:space="preserve">Концентрация выручки (🟡): около 89% комиссии — из эквайринга ЮKassa (А1), выручка уже упала на треть (А14); новое падение здесь ударит по всему бизнесу и по способности обслуживать реструктурированный долг.</w:t>
       </w:r>
     </w:p>
     <w:p>
@@ -3265,7 +3343,910 @@
         </w:numPr>
       </w:pPr>
       <w:r>
-        <w:t xml:space="preserve">Новые сегменты сверх основного бизнеса: карта для туристов из Китая (08.2026) — новый поток трансграничных клиентов, MCP-сервер для ИИ-агентов (09.2026) — выход в сегмент автономных платежей; оба запущены на фоне замедления рынка (+16% → +9–12%), значит добавляют выручку сверх органического роста основного направления, а не компенсируют его замедление.</w:t>
+        <w:rPr>
+          <w:i/>
+        </w:rPr>
+        <w:t xml:space="preserve">База физлиц (п. 3): переносимость данных отдаёт клиентов кошелька конкурентам, но даёт право забирать клиентов у других банков; кто быстрее сделает интерфейс, тот заберёт больше.</w:t>
+      </w:r>
+    </w:p>
+    <w:p>
+      <w:pPr/>
+      <w:r>
+        <w:rPr>
+          <w:i/>
+        </w:rPr>
+        <w:t xml:space="preserve">Вывод: ИТ ЮMoney остаётся поставщиком услуг (п. 7), но теперь с красной зоной ресурса. Выйти из неё можно только через эффект проектов, посчитанный в рублях, — на этом строятся гипотезы для ПР2 ниже.</w:t>
+      </w:r>
+    </w:p>
+    <w:p>
+      <w:pPr/>
+      <w:r>
+        <w:rPr>
+          <w:i/>
+        </w:rPr>
+        <w:t xml:space="preserve">Оба сценария уже произошли, времени мало: выручка упала на треть, опекс режем на 25%, на интерфейс переносимости данных — 15 месяцев. Что делаем срочно — гипотезы для ПР2 в порядке приоритета (1–3 отвечают на проблему 3, 4–6 — на проблему 2; проблему 1 закрывает раздел про опекс ниже):</w:t>
+      </w:r>
+    </w:p>
+    <w:p>
+      <w:pPr>
+        <w:pStyle w:val="ListParagraph"/>
+        <w:numPr>
+          <w:ilvl w:val="0"/>
+          <w:numId w:val="3"/>
+        </w:numPr>
+      </w:pPr>
+      <w:r>
+        <w:rPr>
+          <w:i/>
+        </w:rPr>
+        <w:t xml:space="preserve">Интерфейс переносимости данных строим первым и на платформе ЮSoft. Это обязательное требование со штрафом, поэтому кредиторам подаём его как комплаенс — защищённая статья бюджета; заодно получаем API-слой, который продаётся партнёрам;</w:t>
+      </w:r>
+    </w:p>
+    <w:p>
+      <w:pPr>
+        <w:pStyle w:val="ListParagraph"/>
+        <w:numPr>
+          <w:ilvl w:val="0"/>
+          <w:numId w:val="3"/>
+        </w:numPr>
+      </w:pPr>
+      <w:r>
+        <w:rPr>
+          <w:i/>
+        </w:rPr>
+        <w:t xml:space="preserve">Запрашиваем чужие данные (с согласия клиента) и продаём карты и ЮBusiness тем, кто пользуется другими банками — новый источник выручки взамен упавшей; выигрывает тот, кто построит интерфейс раньше конкурентов;</w:t>
+      </w:r>
+    </w:p>
+    <w:p>
+      <w:pPr>
+        <w:pStyle w:val="ListParagraph"/>
+        <w:numPr>
+          <w:ilvl w:val="0"/>
+          <w:numId w:val="3"/>
+        </w:numPr>
+      </w:pPr>
+      <w:r>
+        <w:rPr>
+          <w:i/>
+        </w:rPr>
+        <w:t xml:space="preserve">Удерживаем базу физлиц до того, как клиент запросит выгрузку: встроенные предложения (кешбэк, подписки), потому что банки маркетплейсов смогут мгновенно предлагать условия по данным клиента;</w:t>
+      </w:r>
+    </w:p>
+    <w:p>
+      <w:pPr>
+        <w:pStyle w:val="ListParagraph"/>
+        <w:numPr>
+          <w:ilvl w:val="0"/>
+          <w:numId w:val="3"/>
+        </w:numPr>
+      </w:pPr>
+      <w:r>
+        <w:rPr>
+          <w:i/>
+        </w:rPr>
+        <w:t xml:space="preserve">ЮSoft (BaaS, запуск 09.2025): продаём встраивание сервисов ЮMoney в чужие продукты (маркетплейсы, МФО, страховые) — повторяющаяся выручка без затрат на привлечение клиентов (B2B2C);</w:t>
+      </w:r>
+    </w:p>
+    <w:p>
+      <w:pPr>
+        <w:pStyle w:val="ListParagraph"/>
+        <w:numPr>
+          <w:ilvl w:val="0"/>
+          <w:numId w:val="3"/>
+        </w:numPr>
+      </w:pPr>
+      <w:r>
+        <w:rPr>
+          <w:i/>
+        </w:rPr>
+        <w:t xml:space="preserve">Уходим от зависимости от одного сегмента: ≈ 89% комиссии — интернет-эквайринг при марже ≈ 29%; растим карты, ЮBusiness и офлайн (платёжные таблички СБП), любой прирост их доли снижает эту зависимость;</w:t>
+      </w:r>
+    </w:p>
+    <w:p>
+      <w:pPr>
+        <w:pStyle w:val="ListParagraph"/>
+        <w:numPr>
+          <w:ilvl w:val="0"/>
+          <w:numId w:val="3"/>
+        </w:numPr>
+      </w:pPr>
+      <w:r>
+        <w:rPr>
+          <w:i/>
+        </w:rPr>
+        <w:t xml:space="preserve">Новые сегменты без больших затрат: карта для туристов из Китая (08.2026) и MCP-сервер для ИИ-агентов (09.2026) держим — на готовом API они почти ничего не стоят, а добавляют выручку сверх основного направления.</w:t>
+      </w:r>
+    </w:p>
+    <w:p>
+      <w:pPr/>
+      <w:r>
+        <w:rPr>
+          <w:b/>
+          <w:i/>
+        </w:rPr>
+        <w:t xml:space="preserve">Сценарий 67 уже идёт: как снизить опекс на 25% и не сломать план роста</w:t>
+      </w:r>
+    </w:p>
+    <w:p>
+      <w:pPr/>
+      <w:r>
+        <w:rPr>
+          <w:i/>
+        </w:rPr>
+        <w:t xml:space="preserve">Условия банков: опекс −25% и согласование крупных расходов представителем кредиторов. Льготы (питлимит, оплачиваемые больничные, скидки) не трогаем: их отмену заметят все, а сильные специалисты и так получают чужие предложения. Режем то, чем пользуется меньшинство, и то, что не зарабатывает.</w:t>
+      </w:r>
+    </w:p>
+    <w:p>
+      <w:pPr>
+        <w:pStyle w:val="ListParagraph"/>
+        <w:numPr>
+          <w:ilvl w:val="0"/>
+          <w:numId w:val="4"/>
+        </w:numPr>
+      </w:pPr>
+      <w:r>
+        <w:rPr>
+          <w:i/>
+        </w:rPr>
+        <w:t xml:space="preserve">Малоиспользуемое закрываем: бесплатный английский (пользуются около 10%), внутренние соревнования (около 5%), мерч, часть help-систем (внутренние данные, А11). Экономия небольшая, но никто не теряет ни доход, ни статус.</w:t>
+      </w:r>
+    </w:p>
+    <w:p>
+      <w:pPr>
+        <w:pStyle w:val="ListParagraph"/>
+        <w:numPr>
+          <w:ilvl w:val="0"/>
+          <w:numId w:val="4"/>
+        </w:numPr>
+      </w:pPr>
+      <w:r>
+        <w:rPr>
+          <w:i/>
+        </w:rPr>
+        <w:t xml:space="preserve">Проекты без выручки и без связи с ядром закрываем или замораживаем — таблица ниже.</w:t>
+      </w:r>
+    </w:p>
+    <w:p>
+      <w:pPr>
+        <w:pStyle w:val="ListParagraph"/>
+        <w:numPr>
+          <w:ilvl w:val="0"/>
+          <w:numId w:val="4"/>
+        </w:numPr>
+      </w:pPr>
+      <w:r>
+        <w:rPr>
+          <w:i/>
+        </w:rPr>
+        <w:t xml:space="preserve">Поставщики, часть которых уже перешла на предоплату: критичных (платёжная инфраструктура, защита) оставляем даже при предоплате; консультантов и необязательные инструменты режем первыми.</w:t>
+      </w:r>
+    </w:p>
+    <w:p>
+      <w:pPr>
+        <w:pStyle w:val="ListParagraph"/>
+        <w:numPr>
+          <w:ilvl w:val="0"/>
+          <w:numId w:val="4"/>
+        </w:numPr>
+      </w:pPr>
+      <w:r>
+        <w:rPr>
+          <w:i/>
+        </w:rPr>
+        <w:t xml:space="preserve">Переменные расходы: комиссионные расходы (14,01 млрд при комиссионном доходе 19,77 млрд в 2023, А2) падают вместе с выручкой сами; 25% считаются от постоянных — штат, ИТ, офис, маркетинг.</w:t>
+      </w:r>
+    </w:p>
+    <w:p>
+      <w:pPr>
+        <w:pStyle w:val="ListParagraph"/>
+        <w:numPr>
+          <w:ilvl w:val="0"/>
+          <w:numId w:val="4"/>
+        </w:numPr>
+      </w:pPr>
+      <w:r>
+        <w:rPr>
+          <w:i/>
+        </w:rPr>
+        <w:t xml:space="preserve">Защищённая статья: интерфейс по сценарию 48 — обязательное требование со штрафом; кредиторам его представляем как комплаенс, а не как обычный ИТ-проект.</w:t>
+      </w:r>
+    </w:p>
+    <w:p>
+      <w:pPr>
+        <w:pStyle w:val="ListParagraph"/>
+        <w:numPr>
+          <w:ilvl w:val="0"/>
+          <w:numId w:val="4"/>
+        </w:numPr>
+      </w:pPr>
+      <w:r>
+        <w:rPr>
+          <w:i/>
+        </w:rPr>
+        <w:t xml:space="preserve">Ключевых ИТ-специалистов удерживаем: льготы сохранены, на критичные роли (интерфейс по сценарию 48, ЮSoft) идёт приоритет в бюджете.</w:t>
+      </w:r>
+    </w:p>
+    <w:p>
+      <w:pPr/>
+      <w:r>
+        <w:rPr>
+          <w:b/>
+          <w:i/>
+        </w:rPr>
+        <w:t xml:space="preserve">Проекты ЮMoney: что закрыть и что держать</w:t>
+      </w:r>
+      <w:r>
+        <w:t xml:space="preserve"> </w:t>
+      </w:r>
+      <w:r>
+        <w:rPr>
+          <w:i/>
+        </w:rPr>
+        <w:t xml:space="preserve">(по публичным новостям, </w:t>
+      </w:r>
+      <w:hyperlink r:id="rId20" w:history="1">
+        <w:r>
+          <w:rPr>
+            <w:rStyle w:val="Hyperlink"/>
+            <w:i/>
+          </w:rPr>
+          <w:t xml:space="preserve">5</w:t>
+        </w:r>
+      </w:hyperlink>
+      <w:r>
+        <w:rPr>
+          <w:i/>
+        </w:rPr>
+        <w:t xml:space="preserve">; без P&amp;L проектов, А13)</w:t>
+      </w:r>
+    </w:p>
+    <w:tbl>
+      <w:tblPr>
+        <w:tblStyle w:val="TableGrid"/>
+        <w:tblW w:w="0" w:type="auto"/>
+        <w:tblLayout w:type="fixed"/>
+        <w:tblLook w:val="04A0" w:firstRow="1" w:lastRow="0" w:firstColumn="0" w:lastColumn="0" w:noHBand="0" w:noVBand="1"/>
+      </w:tblPr>
+      <w:tblGrid>
+        <w:gridCol w:w="3120"/>
+        <w:gridCol w:w="3120"/>
+        <w:gridCol w:w="3120"/>
+      </w:tblGrid>
+      <w:tr>
+        <w:trPr>
+          <w:tblHeader/>
+        </w:trPr>
+        <w:tc>
+          <w:tcPr>
+            <w:tcW w:w="3120" w:type="dxa"/>
+            <w:shd w:val="clear" w:color="auto" w:fill="F2F2F2"/>
+          </w:tcPr>
+          <w:p>
+            <w:pPr/>
+            <w:r>
+              <w:rPr>
+                <w:i/>
+              </w:rPr>
+              <w:t xml:space="preserve">Проект</w:t>
+            </w:r>
+          </w:p>
+        </w:tc>
+        <w:tc>
+          <w:tcPr>
+            <w:tcW w:w="3120" w:type="dxa"/>
+            <w:shd w:val="clear" w:color="auto" w:fill="F2F2F2"/>
+          </w:tcPr>
+          <w:p>
+            <w:pPr/>
+            <w:r>
+              <w:rPr>
+                <w:i/>
+              </w:rPr>
+              <w:t xml:space="preserve">Решение</w:t>
+            </w:r>
+          </w:p>
+        </w:tc>
+        <w:tc>
+          <w:tcPr>
+            <w:tcW w:w="3120" w:type="dxa"/>
+            <w:shd w:val="clear" w:color="auto" w:fill="F2F2F2"/>
+          </w:tcPr>
+          <w:p>
+            <w:pPr/>
+            <w:r>
+              <w:rPr>
+                <w:i/>
+              </w:rPr>
+              <w:t xml:space="preserve">Почему</w:t>
+            </w:r>
+          </w:p>
+        </w:tc>
+      </w:tr>
+      <w:tr>
+        <w:tc>
+          <w:tcPr>
+            <w:tcW w:w="3120" w:type="dxa"/>
+          </w:tcPr>
+          <w:p>
+            <w:pPr/>
+            <w:r>
+              <w:rPr>
+                <w:i/>
+              </w:rPr>
+              <w:t xml:space="preserve">ЮSoft (встроенный банкинг, интеграция в MOST)</w:t>
+            </w:r>
+          </w:p>
+        </w:tc>
+        <w:tc>
+          <w:tcPr>
+            <w:tcW w:w="3120" w:type="dxa"/>
+          </w:tcPr>
+          <w:p>
+            <w:pPr/>
+            <w:r>
+              <w:rPr>
+                <w:i/>
+              </w:rPr>
+              <w:t xml:space="preserve">держать, приоритет</w:t>
+            </w:r>
+          </w:p>
+        </w:tc>
+        <w:tc>
+          <w:tcPr>
+            <w:tcW w:w="3120" w:type="dxa"/>
+          </w:tcPr>
+          <w:p>
+            <w:pPr/>
+            <w:r>
+              <w:rPr>
+                <w:i/>
+              </w:rPr>
+              <w:t xml:space="preserve">тот же API-слой закрывает сценарий 48; повторяющаяся выручка от партнёров</w:t>
+            </w:r>
+          </w:p>
+        </w:tc>
+      </w:tr>
+      <w:tr>
+        <w:tc>
+          <w:tcPr>
+            <w:tcW w:w="3120" w:type="dxa"/>
+          </w:tcPr>
+          <w:p>
+            <w:pPr/>
+            <w:r>
+              <w:rPr>
+                <w:i/>
+              </w:rPr>
+              <w:t xml:space="preserve">MCP-сервер ЮKassa для ИИ-агентов (09.2026)</w:t>
+            </w:r>
+          </w:p>
+        </w:tc>
+        <w:tc>
+          <w:tcPr>
+            <w:tcW w:w="3120" w:type="dxa"/>
+          </w:tcPr>
+          <w:p>
+            <w:pPr/>
+            <w:r>
+              <w:rPr>
+                <w:i/>
+              </w:rPr>
+              <w:t xml:space="preserve">держать</w:t>
+            </w:r>
+          </w:p>
+        </w:tc>
+        <w:tc>
+          <w:tcPr>
+            <w:tcW w:w="3120" w:type="dxa"/>
+          </w:tcPr>
+          <w:p>
+            <w:pPr/>
+            <w:r>
+              <w:rPr>
+                <w:i/>
+              </w:rPr>
+              <w:t xml:space="preserve">поддержка почти ничего не стоит на готовом API; ранний выход в новый канал</w:t>
+            </w:r>
+          </w:p>
+        </w:tc>
+      </w:tr>
+      <w:tr>
+        <w:tc>
+          <w:tcPr>
+            <w:tcW w:w="3120" w:type="dxa"/>
+          </w:tcPr>
+          <w:p>
+            <w:pPr/>
+            <w:r>
+              <w:rPr>
+                <w:i/>
+              </w:rPr>
+              <w:t xml:space="preserve">ЮPay и китайская версия для туристов</w:t>
+            </w:r>
+          </w:p>
+        </w:tc>
+        <w:tc>
+          <w:tcPr>
+            <w:tcW w:w="3120" w:type="dxa"/>
+          </w:tcPr>
+          <w:p>
+            <w:pPr/>
+            <w:r>
+              <w:rPr>
+                <w:i/>
+              </w:rPr>
+              <w:t xml:space="preserve">держать</w:t>
+            </w:r>
+          </w:p>
+        </w:tc>
+        <w:tc>
+          <w:tcPr>
+            <w:tcW w:w="3120" w:type="dxa"/>
+          </w:tcPr>
+          <w:p>
+            <w:pPr/>
+            <w:r>
+              <w:rPr>
+                <w:i/>
+              </w:rPr>
+              <w:t xml:space="preserve">цифровой продукт без физических затрат; новый поток клиентов</w:t>
+            </w:r>
+          </w:p>
+        </w:tc>
+      </w:tr>
+      <w:tr>
+        <w:tc>
+          <w:tcPr>
+            <w:tcW w:w="3120" w:type="dxa"/>
+          </w:tcPr>
+          <w:p>
+            <w:pPr/>
+            <w:r>
+              <w:rPr>
+                <w:i/>
+              </w:rPr>
+              <w:t xml:space="preserve">Платёжные таблички СБП для офлайна</w:t>
+            </w:r>
+          </w:p>
+        </w:tc>
+        <w:tc>
+          <w:tcPr>
+            <w:tcW w:w="3120" w:type="dxa"/>
+          </w:tcPr>
+          <w:p>
+            <w:pPr/>
+            <w:r>
+              <w:rPr>
+                <w:i/>
+              </w:rPr>
+              <w:t xml:space="preserve">держать, пилот</w:t>
+            </w:r>
+          </w:p>
+        </w:tc>
+        <w:tc>
+          <w:tcPr>
+            <w:tcW w:w="3120" w:type="dxa"/>
+          </w:tcPr>
+          <w:p>
+            <w:pPr/>
+            <w:r>
+              <w:rPr>
+                <w:i/>
+              </w:rPr>
+              <w:t xml:space="preserve">уход от зависимости от онлайна (89% комиссии); ограничить тираж</w:t>
+            </w:r>
+          </w:p>
+        </w:tc>
+      </w:tr>
+      <w:tr>
+        <w:tc>
+          <w:tcPr>
+            <w:tcW w:w="3120" w:type="dxa"/>
+          </w:tcPr>
+          <w:p>
+            <w:pPr/>
+            <w:r>
+              <w:rPr>
+                <w:i/>
+              </w:rPr>
+              <w:t xml:space="preserve">Диспуты в ЮKassa, управление подписками</w:t>
+            </w:r>
+          </w:p>
+        </w:tc>
+        <w:tc>
+          <w:tcPr>
+            <w:tcW w:w="3120" w:type="dxa"/>
+          </w:tcPr>
+          <w:p>
+            <w:pPr/>
+            <w:r>
+              <w:rPr>
+                <w:i/>
+              </w:rPr>
+              <w:t xml:space="preserve">держать</w:t>
+            </w:r>
+          </w:p>
+        </w:tc>
+        <w:tc>
+          <w:tcPr>
+            <w:tcW w:w="3120" w:type="dxa"/>
+          </w:tcPr>
+          <w:p>
+            <w:pPr/>
+            <w:r>
+              <w:rPr>
+                <w:i/>
+              </w:rPr>
+              <w:t xml:space="preserve">снижают нагрузку на поддержку и удерживают магазины</w:t>
+            </w:r>
+          </w:p>
+        </w:tc>
+      </w:tr>
+      <w:tr>
+        <w:tc>
+          <w:tcPr>
+            <w:tcW w:w="3120" w:type="dxa"/>
+          </w:tcPr>
+          <w:p>
+            <w:pPr/>
+            <w:r>
+              <w:rPr>
+                <w:i/>
+              </w:rPr>
+              <w:t xml:space="preserve">Интерфейс по сценарию 48</w:t>
+            </w:r>
+          </w:p>
+        </w:tc>
+        <w:tc>
+          <w:tcPr>
+            <w:tcW w:w="3120" w:type="dxa"/>
+          </w:tcPr>
+          <w:p>
+            <w:pPr/>
+            <w:r>
+              <w:rPr>
+                <w:i/>
+              </w:rPr>
+              <w:t xml:space="preserve">обязательный проект</w:t>
+            </w:r>
+          </w:p>
+        </w:tc>
+        <w:tc>
+          <w:tcPr>
+            <w:tcW w:w="3120" w:type="dxa"/>
+          </w:tcPr>
+          <w:p>
+            <w:pPr/>
+            <w:r>
+              <w:rPr>
+                <w:i/>
+              </w:rPr>
+              <w:t xml:space="preserve">требование закона, штраф, срок 15 месяцев</w:t>
+            </w:r>
+          </w:p>
+        </w:tc>
+      </w:tr>
+      <w:tr>
+        <w:tc>
+          <w:tcPr>
+            <w:tcW w:w="3120" w:type="dxa"/>
+          </w:tcPr>
+          <w:p>
+            <w:pPr/>
+            <w:r>
+              <w:rPr>
+                <w:i/>
+              </w:rPr>
+              <w:t xml:space="preserve">Дизайн-карты ограниченных серий (светящиеся, «Змей Горыныч», леопард, чароит, «котики»)</w:t>
+            </w:r>
+          </w:p>
+        </w:tc>
+        <w:tc>
+          <w:tcPr>
+            <w:tcW w:w="3120" w:type="dxa"/>
+          </w:tcPr>
+          <w:p>
+            <w:pPr/>
+            <w:r>
+              <w:rPr>
+                <w:i/>
+              </w:rPr>
+              <w:t xml:space="preserve">закрыть, оставить 1–2 базовых</w:t>
+            </w:r>
+          </w:p>
+        </w:tc>
+        <w:tc>
+          <w:tcPr>
+            <w:tcW w:w="3120" w:type="dxa"/>
+          </w:tcPr>
+          <w:p>
+            <w:pPr/>
+            <w:r>
+              <w:rPr>
+                <w:i/>
+              </w:rPr>
+              <w:t xml:space="preserve">производство и дизайн без прямой выручки</w:t>
+            </w:r>
+          </w:p>
+        </w:tc>
+      </w:tr>
+      <w:tr>
+        <w:tc>
+          <w:tcPr>
+            <w:tcW w:w="3120" w:type="dxa"/>
+          </w:tcPr>
+          <w:p>
+            <w:pPr/>
+            <w:r>
+              <w:rPr>
+                <w:i/>
+              </w:rPr>
+              <w:t xml:space="preserve">Арт-стикеры (Pravsha.art) и мерч</w:t>
+            </w:r>
+          </w:p>
+        </w:tc>
+        <w:tc>
+          <w:tcPr>
+            <w:tcW w:w="3120" w:type="dxa"/>
+          </w:tcPr>
+          <w:p>
+            <w:pPr/>
+            <w:r>
+              <w:rPr>
+                <w:i/>
+              </w:rPr>
+              <w:t xml:space="preserve">закрыть</w:t>
+            </w:r>
+          </w:p>
+        </w:tc>
+        <w:tc>
+          <w:tcPr>
+            <w:tcW w:w="3120" w:type="dxa"/>
+          </w:tcPr>
+          <w:p>
+            <w:pPr/>
+            <w:r>
+              <w:rPr>
+                <w:i/>
+              </w:rPr>
+              <w:t xml:space="preserve">то же</w:t>
+            </w:r>
+          </w:p>
+        </w:tc>
+      </w:tr>
+      <w:tr>
+        <w:tc>
+          <w:tcPr>
+            <w:tcW w:w="3120" w:type="dxa"/>
+          </w:tcPr>
+          <w:p>
+            <w:pPr/>
+            <w:r>
+              <w:rPr>
+                <w:i/>
+              </w:rPr>
+              <w:t xml:space="preserve">Благотворительные карты, партнёрские программы (Vetland, InteRussia)</w:t>
+            </w:r>
+          </w:p>
+        </w:tc>
+        <w:tc>
+          <w:tcPr>
+            <w:tcW w:w="3120" w:type="dxa"/>
+          </w:tcPr>
+          <w:p>
+            <w:pPr/>
+            <w:r>
+              <w:rPr>
+                <w:i/>
+              </w:rPr>
+              <w:t xml:space="preserve">заморозить</w:t>
+            </w:r>
+          </w:p>
+        </w:tc>
+        <w:tc>
+          <w:tcPr>
+            <w:tcW w:w="3120" w:type="dxa"/>
+          </w:tcPr>
+          <w:p>
+            <w:pPr/>
+            <w:r>
+              <w:rPr>
+                <w:i/>
+              </w:rPr>
+              <w:t xml:space="preserve">не связаны с ядром; вернуть после восстановления</w:t>
+            </w:r>
+          </w:p>
+        </w:tc>
+      </w:tr>
+      <w:tr>
+        <w:tc>
+          <w:tcPr>
+            <w:tcW w:w="3120" w:type="dxa"/>
+          </w:tcPr>
+          <w:p>
+            <w:pPr/>
+            <w:r>
+              <w:rPr>
+                <w:i/>
+              </w:rPr>
+              <w:t xml:space="preserve">Экспресс-доставка карт через Самокат</w:t>
+            </w:r>
+            <w:r>
+              <w:t xml:space="preserve"> </w:t>
+            </w:r>
+          </w:p>
+        </w:tc>
+        <w:tc>
+          <w:tcPr>
+            <w:tcW w:w="3120" w:type="dxa"/>
+          </w:tcPr>
+          <w:p>
+            <w:pPr/>
+            <w:r>
+              <w:rPr>
+                <w:i/>
+              </w:rPr>
+              <w:t xml:space="preserve">за</w:t>
+            </w:r>
+            <w:r>
+              <w:rPr>
+                <w:i/>
+              </w:rPr>
+              <w:t xml:space="preserve">крыть</w:t>
+            </w:r>
+          </w:p>
+        </w:tc>
+        <w:tc>
+          <w:tcPr>
+            <w:tcW w:w="3120" w:type="dxa"/>
+          </w:tcPr>
+          <w:p>
+            <w:pPr/>
+            <w:r>
+              <w:rPr>
+                <w:i/>
+              </w:rPr>
+              <w:t xml:space="preserve">платится за каждую доставку</w:t>
+            </w:r>
+          </w:p>
+        </w:tc>
+      </w:tr>
+      <w:tr>
+        <w:tc>
+          <w:tcPr>
+            <w:tcW w:w="3120" w:type="dxa"/>
+          </w:tcPr>
+          <w:p>
+            <w:pPr/>
+            <w:r>
+              <w:rPr>
+                <w:i/>
+              </w:rPr>
+              <w:t xml:space="preserve">Пункты выдачи карт для туристов (Пулково, отели, пространство Сбера)</w:t>
+            </w:r>
+          </w:p>
+        </w:tc>
+        <w:tc>
+          <w:tcPr>
+            <w:tcW w:w="3120" w:type="dxa"/>
+          </w:tcPr>
+          <w:p>
+            <w:pPr/>
+            <w:r>
+              <w:rPr>
+                <w:i/>
+              </w:rPr>
+              <w:t xml:space="preserve">оставить один-два самых загруженных</w:t>
+            </w:r>
+          </w:p>
+        </w:tc>
+        <w:tc>
+          <w:tcPr>
+            <w:tcW w:w="3120" w:type="dxa"/>
+          </w:tcPr>
+          <w:p>
+            <w:pPr/>
+            <w:r>
+              <w:rPr>
+                <w:i/>
+              </w:rPr>
+              <w:t xml:space="preserve">часть замещается цифровой китайской версией</w:t>
+            </w:r>
+          </w:p>
+        </w:tc>
+      </w:tr>
+      <w:tr>
+        <w:tc>
+          <w:tcPr>
+            <w:tcW w:w="3120" w:type="dxa"/>
+          </w:tcPr>
+          <w:p>
+            <w:pPr/>
+            <w:r>
+              <w:rPr>
+                <w:i/>
+              </w:rPr>
+              <w:t xml:space="preserve">Конференция ЮMoneyDay</w:t>
+            </w:r>
+          </w:p>
+        </w:tc>
+        <w:tc>
+          <w:tcPr>
+            <w:tcW w:w="3120" w:type="dxa"/>
+          </w:tcPr>
+          <w:p>
+            <w:pPr/>
+            <w:r>
+              <w:rPr>
+                <w:i/>
+              </w:rPr>
+              <w:t xml:space="preserve">сократить или сделать онлайн</w:t>
+            </w:r>
+          </w:p>
+        </w:tc>
+        <w:tc>
+          <w:tcPr>
+            <w:tcW w:w="3120" w:type="dxa"/>
+          </w:tcPr>
+          <w:p>
+            <w:pPr/>
+            <w:r>
+              <w:rPr>
+                <w:i/>
+              </w:rPr>
+              <w:t xml:space="preserve">найм в кризис заморожен, бренд работодателя менее срочен</w:t>
+            </w:r>
+          </w:p>
+        </w:tc>
+      </w:tr>
+    </w:tbl>
+    <w:p>
+      <w:pPr/>
+      <w:r>
+        <w:rPr>
+          <w:b/>
+          <w:i/>
+        </w:rPr>
+        <w:t xml:space="preserve">Удалёнка для разработчиков.</w:t>
+      </w:r>
+      <w:r>
+        <w:t xml:space="preserve"> </w:t>
+      </w:r>
+      <w:r>
+        <w:rPr>
+          <w:i/>
+        </w:rPr>
+        <w:t xml:space="preserve">Если закрыть офис под всех 456 ИТ-специалистов при 8 кв. м на человека (допущение, А12), это около 3,6 тыс. кв. м; ставка класса A в Санкт-Петербурге — 2 800 ₽ за кв. м в месяц с НДС и эксплуатацией (</w:t>
+      </w:r>
+      <w:hyperlink r:id="rId31" w:history="1">
+        <w:r>
+          <w:rPr>
+            <w:rStyle w:val="Hyperlink"/>
+            <w:i/>
+          </w:rPr>
+          <w:t xml:space="preserve">32</w:t>
+        </w:r>
+      </w:hyperlink>
+      <w:r>
+        <w:rPr>
+          <w:i/>
+        </w:rPr>
+        <w:t xml:space="preserve">), то есть около 123 млн ₽ в год — около 0,45% выручки 2025 года. Реально меньше: нужен небольшой гибридный офис, платятся штрафы за досрочный выход из аренды, растут расходы на защищённый доступ (VPN, управляемые устройства — требования 821-П, </w:t>
+      </w:r>
+      <w:hyperlink r:id="rId30" w:history="1">
+        <w:r>
+          <w:rPr>
+            <w:rStyle w:val="Hyperlink"/>
+            <w:i/>
+          </w:rPr>
+          <w:t xml:space="preserve">30</w:t>
+        </w:r>
+      </w:hyperlink>
+      <w:r>
+        <w:rPr>
+          <w:i/>
+        </w:rPr>
+        <w:t xml:space="preserve">). Итог: сама по себе не решает задачу, но выгодна — не урезает льготы и для разработчиков это плюс к удержанию; окупается, если аренда заканчивается в ближайшие 12 месяцев или офис можно сдать в субаренду.</w:t>
       </w:r>
     </w:p>
     <w:p>
@@ -3953,6 +4934,294 @@
           </w:p>
         </w:tc>
       </w:tr>
+      <w:tr>
+        <w:tc>
+          <w:tcPr>
+            <w:tcW w:w="1872" w:type="dxa"/>
+          </w:tcPr>
+          <w:p>
+            <w:pPr/>
+            <w:r>
+              <w:rPr>
+                <w:i/>
+              </w:rPr>
+              <w:t xml:space="preserve">А11</w:t>
+            </w:r>
+          </w:p>
+        </w:tc>
+        <w:tc>
+          <w:tcPr>
+            <w:tcW w:w="1872" w:type="dxa"/>
+          </w:tcPr>
+          <w:p>
+            <w:pPr/>
+            <w:r>
+              <w:rPr>
+                <w:i/>
+              </w:rPr>
+              <w:t xml:space="preserve">Английским пользуются ≈10%, внутренними соревнованиями ≈5%; питлимит ≈10 тыс. ₽/мес на человека</w:t>
+            </w:r>
+          </w:p>
+        </w:tc>
+        <w:tc>
+          <w:tcPr>
+            <w:tcW w:w="1872" w:type="dxa"/>
+          </w:tcPr>
+          <w:p>
+            <w:pPr/>
+            <w:r>
+              <w:rPr>
+                <w:i/>
+              </w:rPr>
+              <w:t xml:space="preserve">внутренние данные со слов сотрудника; отчётность их не публикует</w:t>
+            </w:r>
+          </w:p>
+        </w:tc>
+        <w:tc>
+          <w:tcPr>
+            <w:tcW w:w="1872" w:type="dxa"/>
+          </w:tcPr>
+          <w:p>
+            <w:pPr/>
+            <w:r>
+              <w:rPr>
+                <w:i/>
+              </w:rPr>
+              <w:t xml:space="preserve">средняя</w:t>
+            </w:r>
+          </w:p>
+        </w:tc>
+        <w:tc>
+          <w:tcPr>
+            <w:tcW w:w="1872" w:type="dxa"/>
+          </w:tcPr>
+          <w:p>
+            <w:pPr/>
+            <w:r>
+              <w:rPr>
+                <w:i/>
+              </w:rPr>
+              <w:t xml:space="preserve">данные HR и бухгалтерии</w:t>
+            </w:r>
+          </w:p>
+        </w:tc>
+      </w:tr>
+      <w:tr>
+        <w:tc>
+          <w:tcPr>
+            <w:tcW w:w="1872" w:type="dxa"/>
+          </w:tcPr>
+          <w:p>
+            <w:pPr/>
+            <w:r>
+              <w:rPr>
+                <w:i/>
+              </w:rPr>
+              <w:t xml:space="preserve">А12</w:t>
+            </w:r>
+          </w:p>
+        </w:tc>
+        <w:tc>
+          <w:tcPr>
+            <w:tcW w:w="1872" w:type="dxa"/>
+          </w:tcPr>
+          <w:p>
+            <w:pPr/>
+            <w:r>
+              <w:rPr>
+                <w:i/>
+              </w:rPr>
+              <w:t xml:space="preserve">8 кв. м на ИТ-специалиста; все 456 в одном офисе класса A в Санкт-Петербурге</w:t>
+            </w:r>
+          </w:p>
+        </w:tc>
+        <w:tc>
+          <w:tcPr>
+            <w:tcW w:w="1872" w:type="dxa"/>
+          </w:tcPr>
+          <w:p>
+            <w:pPr/>
+            <w:r>
+              <w:rPr>
+                <w:i/>
+              </w:rPr>
+              <w:t xml:space="preserve">допущение; ставка рынка из источника 32, реальные площади и договоры аренды неизвестны</w:t>
+            </w:r>
+          </w:p>
+        </w:tc>
+        <w:tc>
+          <w:tcPr>
+            <w:tcW w:w="1872" w:type="dxa"/>
+          </w:tcPr>
+          <w:p>
+            <w:pPr/>
+            <w:r>
+              <w:rPr>
+                <w:i/>
+              </w:rPr>
+              <w:t xml:space="preserve">низкая</w:t>
+            </w:r>
+          </w:p>
+        </w:tc>
+        <w:tc>
+          <w:tcPr>
+            <w:tcW w:w="1872" w:type="dxa"/>
+          </w:tcPr>
+          <w:p>
+            <w:pPr/>
+            <w:r>
+              <w:rPr>
+                <w:i/>
+              </w:rPr>
+              <w:t xml:space="preserve">договоры аренды, план офиса</w:t>
+            </w:r>
+          </w:p>
+        </w:tc>
+      </w:tr>
+      <w:tr>
+        <w:tc>
+          <w:tcPr>
+            <w:tcW w:w="1872" w:type="dxa"/>
+          </w:tcPr>
+          <w:p>
+            <w:pPr/>
+            <w:r>
+              <w:rPr>
+                <w:i/>
+              </w:rPr>
+              <w:t xml:space="preserve">А13</w:t>
+            </w:r>
+          </w:p>
+        </w:tc>
+        <w:tc>
+          <w:tcPr>
+            <w:tcW w:w="1872" w:type="dxa"/>
+          </w:tcPr>
+          <w:p>
+            <w:pPr/>
+            <w:r>
+              <w:rPr>
+                <w:i/>
+              </w:rPr>
+              <w:t xml:space="preserve">Решения «закрыть / держать» по проектам</w:t>
+            </w:r>
+          </w:p>
+        </w:tc>
+        <w:tc>
+          <w:tcPr>
+            <w:tcW w:w="1872" w:type="dxa"/>
+          </w:tcPr>
+          <w:p>
+            <w:pPr/>
+            <w:r>
+              <w:rPr>
+                <w:i/>
+              </w:rPr>
+              <w:t xml:space="preserve">по публичным новостям (источник 5); затраты и выручка проектов не раскрыты</w:t>
+            </w:r>
+          </w:p>
+        </w:tc>
+        <w:tc>
+          <w:tcPr>
+            <w:tcW w:w="1872" w:type="dxa"/>
+          </w:tcPr>
+          <w:p>
+            <w:pPr/>
+            <w:r>
+              <w:rPr>
+                <w:i/>
+              </w:rPr>
+              <w:t xml:space="preserve">низкая</w:t>
+            </w:r>
+          </w:p>
+        </w:tc>
+        <w:tc>
+          <w:tcPr>
+            <w:tcW w:w="1872" w:type="dxa"/>
+          </w:tcPr>
+          <w:p>
+            <w:pPr/>
+            <w:r>
+              <w:rPr>
+                <w:i/>
+              </w:rPr>
+              <w:t xml:space="preserve">бизнес-кейсы и P&amp;L проектов</w:t>
+            </w:r>
+          </w:p>
+        </w:tc>
+      </w:tr>
+      <w:tr>
+        <w:tc>
+          <w:tcPr>
+            <w:tcW w:w="1872" w:type="dxa"/>
+          </w:tcPr>
+          <w:p>
+            <w:pPr/>
+            <w:r>
+              <w:rPr>
+                <w:i/>
+              </w:rPr>
+              <w:t xml:space="preserve">А14</w:t>
+            </w:r>
+          </w:p>
+        </w:tc>
+        <w:tc>
+          <w:tcPr>
+            <w:tcW w:w="1872" w:type="dxa"/>
+          </w:tcPr>
+          <w:p>
+            <w:pPr/>
+            <w:r>
+              <w:rPr>
+                <w:i/>
+              </w:rPr>
+              <w:t xml:space="preserve">Выручка упала «примерно на треть»: 27,55 × 2/3 ≈ 18,4 млрд ₽ в годовом выражении</w:t>
+            </w:r>
+          </w:p>
+        </w:tc>
+        <w:tc>
+          <w:tcPr>
+            <w:tcW w:w="1872" w:type="dxa"/>
+          </w:tcPr>
+          <w:p>
+            <w:pPr/>
+            <w:r>
+              <w:rPr>
+                <w:i/>
+              </w:rPr>
+              <w:t xml:space="preserve">расчёт по формулировке сценария 67 и выручке 2025 (источники 1, 11); реальная динамика по месяцам и структура неизвестны</w:t>
+            </w:r>
+          </w:p>
+        </w:tc>
+        <w:tc>
+          <w:tcPr>
+            <w:tcW w:w="1872" w:type="dxa"/>
+          </w:tcPr>
+          <w:p>
+            <w:pPr/>
+            <w:r>
+              <w:rPr>
+                <w:i/>
+              </w:rPr>
+              <w:t xml:space="preserve">средняя–низкая</w:t>
+            </w:r>
+          </w:p>
+        </w:tc>
+        <w:tc>
+          <w:tcPr>
+            <w:tcW w:w="1872" w:type="dxa"/>
+          </w:tcPr>
+          <w:p>
+            <w:pPr/>
+            <w:r>
+              <w:rPr>
+                <w:i/>
+              </w:rPr>
+              <w:t xml:space="preserve">управленческая отчётность, план реструктуризации с банками</w:t>
+            </w:r>
+          </w:p>
+        </w:tc>
+      </w:tr>
     </w:tbl>
     <w:p>
       <w:pPr>
@@ -3967,7 +5236,7 @@
         <w:pStyle w:val="ListParagraph"/>
         <w:numPr>
           <w:ilvl w:val="0"/>
-          <w:numId w:val="3"/>
+          <w:numId w:val="5"/>
         </w:numPr>
       </w:pPr>
       <w:r>
@@ -3985,7 +5254,7 @@
         <w:pStyle w:val="ListParagraph"/>
         <w:numPr>
           <w:ilvl w:val="0"/>
-          <w:numId w:val="3"/>
+          <w:numId w:val="5"/>
         </w:numPr>
       </w:pPr>
       <w:r>
@@ -4014,7 +5283,7 @@
         <w:pStyle w:val="ListParagraph"/>
         <w:numPr>
           <w:ilvl w:val="0"/>
-          <w:numId w:val="3"/>
+          <w:numId w:val="5"/>
         </w:numPr>
       </w:pPr>
       <w:r>
@@ -4057,7 +5326,7 @@
         <w:pStyle w:val="ListParagraph"/>
         <w:numPr>
           <w:ilvl w:val="0"/>
-          <w:numId w:val="4"/>
+          <w:numId w:val="6"/>
         </w:numPr>
       </w:pPr>
       <w:hyperlink r:id="rId6" w:history="1">
@@ -4074,7 +5343,7 @@
         <w:pStyle w:val="ListParagraph"/>
         <w:numPr>
           <w:ilvl w:val="0"/>
-          <w:numId w:val="4"/>
+          <w:numId w:val="6"/>
         </w:numPr>
       </w:pPr>
       <w:hyperlink r:id="rId7" w:history="1">
@@ -4091,7 +5360,7 @@
         <w:pStyle w:val="ListParagraph"/>
         <w:numPr>
           <w:ilvl w:val="0"/>
-          <w:numId w:val="4"/>
+          <w:numId w:val="6"/>
         </w:numPr>
       </w:pPr>
       <w:hyperlink r:id="rId12" w:history="1">
@@ -4108,7 +5377,7 @@
         <w:pStyle w:val="ListParagraph"/>
         <w:numPr>
           <w:ilvl w:val="0"/>
-          <w:numId w:val="4"/>
+          <w:numId w:val="6"/>
         </w:numPr>
       </w:pPr>
       <w:hyperlink r:id="rId13" w:history="1">
@@ -4125,7 +5394,7 @@
         <w:pStyle w:val="ListParagraph"/>
         <w:numPr>
           <w:ilvl w:val="0"/>
-          <w:numId w:val="4"/>
+          <w:numId w:val="6"/>
         </w:numPr>
       </w:pPr>
       <w:hyperlink r:id="rId20" w:history="1">
@@ -4142,7 +5411,7 @@
         <w:pStyle w:val="ListParagraph"/>
         <w:numPr>
           <w:ilvl w:val="0"/>
-          <w:numId w:val="4"/>
+          <w:numId w:val="6"/>
         </w:numPr>
       </w:pPr>
       <w:hyperlink r:id="rId10" w:history="1">
@@ -4159,7 +5428,7 @@
         <w:pStyle w:val="ListParagraph"/>
         <w:numPr>
           <w:ilvl w:val="0"/>
-          <w:numId w:val="4"/>
+          <w:numId w:val="6"/>
         </w:numPr>
       </w:pPr>
       <w:hyperlink r:id="rId9" w:history="1">
@@ -4176,7 +5445,7 @@
         <w:pStyle w:val="ListParagraph"/>
         <w:numPr>
           <w:ilvl w:val="0"/>
-          <w:numId w:val="4"/>
+          <w:numId w:val="6"/>
         </w:numPr>
       </w:pPr>
       <w:hyperlink r:id="rId11" w:history="1">
@@ -4193,7 +5462,7 @@
         <w:pStyle w:val="ListParagraph"/>
         <w:numPr>
           <w:ilvl w:val="0"/>
-          <w:numId w:val="4"/>
+          <w:numId w:val="6"/>
         </w:numPr>
       </w:pPr>
       <w:hyperlink r:id="rId3" w:history="1">
@@ -4210,7 +5479,7 @@
         <w:pStyle w:val="ListParagraph"/>
         <w:numPr>
           <w:ilvl w:val="0"/>
-          <w:numId w:val="4"/>
+          <w:numId w:val="6"/>
         </w:numPr>
       </w:pPr>
       <w:hyperlink r:id="rId4" w:history="1">
@@ -4227,7 +5496,7 @@
         <w:pStyle w:val="ListParagraph"/>
         <w:numPr>
           <w:ilvl w:val="0"/>
-          <w:numId w:val="4"/>
+          <w:numId w:val="6"/>
         </w:numPr>
       </w:pPr>
       <w:hyperlink r:id="rId5" w:history="1">
@@ -4244,7 +5513,7 @@
         <w:pStyle w:val="ListParagraph"/>
         <w:numPr>
           <w:ilvl w:val="0"/>
-          <w:numId w:val="4"/>
+          <w:numId w:val="6"/>
         </w:numPr>
       </w:pPr>
       <w:hyperlink r:id="rId17" w:history="1">
@@ -4261,7 +5530,7 @@
         <w:pStyle w:val="ListParagraph"/>
         <w:numPr>
           <w:ilvl w:val="0"/>
-          <w:numId w:val="4"/>
+          <w:numId w:val="6"/>
         </w:numPr>
       </w:pPr>
       <w:hyperlink r:id="rId19" w:history="1">
@@ -4278,7 +5547,7 @@
         <w:pStyle w:val="ListParagraph"/>
         <w:numPr>
           <w:ilvl w:val="0"/>
-          <w:numId w:val="4"/>
+          <w:numId w:val="6"/>
         </w:numPr>
       </w:pPr>
       <w:hyperlink r:id="rId16" w:history="1">
@@ -4295,10 +5564,10 @@
         <w:pStyle w:val="ListParagraph"/>
         <w:numPr>
           <w:ilvl w:val="0"/>
-          <w:numId w:val="4"/>
+          <w:numId w:val="6"/>
         </w:numPr>
       </w:pPr>
-      <w:hyperlink r:id="rId31" w:history="1">
+      <w:hyperlink r:id="rId32" w:history="1">
         <w:r>
           <w:rPr>
             <w:rStyle w:val="Hyperlink"/>
@@ -4312,7 +5581,7 @@
         <w:pStyle w:val="ListParagraph"/>
         <w:numPr>
           <w:ilvl w:val="0"/>
-          <w:numId w:val="4"/>
+          <w:numId w:val="6"/>
         </w:numPr>
       </w:pPr>
       <w:hyperlink r:id="rId26" w:history="1">
@@ -4329,7 +5598,7 @@
         <w:pStyle w:val="ListParagraph"/>
         <w:numPr>
           <w:ilvl w:val="0"/>
-          <w:numId w:val="4"/>
+          <w:numId w:val="6"/>
         </w:numPr>
       </w:pPr>
       <w:hyperlink r:id="rId27" w:history="1">
@@ -4346,7 +5615,7 @@
         <w:pStyle w:val="ListParagraph"/>
         <w:numPr>
           <w:ilvl w:val="0"/>
-          <w:numId w:val="4"/>
+          <w:numId w:val="6"/>
         </w:numPr>
       </w:pPr>
       <w:hyperlink r:id="rId28" w:history="1">
@@ -4363,7 +5632,7 @@
         <w:pStyle w:val="ListParagraph"/>
         <w:numPr>
           <w:ilvl w:val="0"/>
-          <w:numId w:val="4"/>
+          <w:numId w:val="6"/>
         </w:numPr>
       </w:pPr>
       <w:hyperlink r:id="rId25" w:history="1">
@@ -4380,7 +5649,7 @@
         <w:pStyle w:val="ListParagraph"/>
         <w:numPr>
           <w:ilvl w:val="0"/>
-          <w:numId w:val="4"/>
+          <w:numId w:val="6"/>
         </w:numPr>
       </w:pPr>
       <w:hyperlink r:id="rId29" w:history="1">
@@ -4397,7 +5666,7 @@
         <w:pStyle w:val="ListParagraph"/>
         <w:numPr>
           <w:ilvl w:val="0"/>
-          <w:numId w:val="4"/>
+          <w:numId w:val="6"/>
         </w:numPr>
       </w:pPr>
       <w:hyperlink r:id="rId18" w:history="1">
@@ -4414,7 +5683,7 @@
         <w:pStyle w:val="ListParagraph"/>
         <w:numPr>
           <w:ilvl w:val="0"/>
-          <w:numId w:val="4"/>
+          <w:numId w:val="6"/>
         </w:numPr>
       </w:pPr>
       <w:hyperlink r:id="rId8" w:history="1">
@@ -4431,7 +5700,7 @@
         <w:pStyle w:val="ListParagraph"/>
         <w:numPr>
           <w:ilvl w:val="0"/>
-          <w:numId w:val="4"/>
+          <w:numId w:val="6"/>
         </w:numPr>
       </w:pPr>
       <w:hyperlink r:id="rId15" w:history="1">
@@ -4448,7 +5717,7 @@
         <w:pStyle w:val="ListParagraph"/>
         <w:numPr>
           <w:ilvl w:val="0"/>
-          <w:numId w:val="4"/>
+          <w:numId w:val="6"/>
         </w:numPr>
       </w:pPr>
       <w:hyperlink r:id="rId21" w:history="1">
@@ -4465,7 +5734,7 @@
         <w:pStyle w:val="ListParagraph"/>
         <w:numPr>
           <w:ilvl w:val="0"/>
-          <w:numId w:val="4"/>
+          <w:numId w:val="6"/>
         </w:numPr>
       </w:pPr>
       <w:hyperlink r:id="rId14" w:history="1">
@@ -4482,7 +5751,7 @@
         <w:pStyle w:val="ListParagraph"/>
         <w:numPr>
           <w:ilvl w:val="0"/>
-          <w:numId w:val="4"/>
+          <w:numId w:val="6"/>
         </w:numPr>
       </w:pPr>
       <w:hyperlink r:id="rId22" w:history="1">
@@ -4499,7 +5768,7 @@
         <w:pStyle w:val="ListParagraph"/>
         <w:numPr>
           <w:ilvl w:val="0"/>
-          <w:numId w:val="4"/>
+          <w:numId w:val="6"/>
         </w:numPr>
       </w:pPr>
       <w:hyperlink r:id="rId23" w:history="1">
@@ -4516,10 +5785,10 @@
         <w:pStyle w:val="ListParagraph"/>
         <w:numPr>
           <w:ilvl w:val="0"/>
-          <w:numId w:val="4"/>
+          <w:numId w:val="6"/>
         </w:numPr>
       </w:pPr>
-      <w:hyperlink r:id="rId32" w:history="1">
+      <w:hyperlink r:id="rId33" w:history="1">
         <w:r>
           <w:rPr>
             <w:rStyle w:val="Hyperlink"/>
@@ -4533,10 +5802,10 @@
         <w:pStyle w:val="ListParagraph"/>
         <w:numPr>
           <w:ilvl w:val="0"/>
-          <w:numId w:val="4"/>
+          <w:numId w:val="6"/>
         </w:numPr>
       </w:pPr>
-      <w:hyperlink r:id="rId33" w:history="1">
+      <w:hyperlink r:id="rId34" w:history="1">
         <w:r>
           <w:rPr>
             <w:rStyle w:val="Hyperlink"/>
@@ -4550,7 +5819,7 @@
         <w:pStyle w:val="ListParagraph"/>
         <w:numPr>
           <w:ilvl w:val="0"/>
-          <w:numId w:val="4"/>
+          <w:numId w:val="6"/>
         </w:numPr>
       </w:pPr>
       <w:hyperlink r:id="rId30" w:history="1">
@@ -4567,7 +5836,7 @@
         <w:pStyle w:val="ListParagraph"/>
         <w:numPr>
           <w:ilvl w:val="0"/>
-          <w:numId w:val="4"/>
+          <w:numId w:val="6"/>
         </w:numPr>
       </w:pPr>
       <w:hyperlink r:id="rId24" w:history="1">
@@ -4576,6 +5845,24 @@
             <w:rStyle w:val="Hyperlink"/>
           </w:rPr>
           <w:t xml:space="preserve">ЮKassa: защита платежей</w:t>
+        </w:r>
+      </w:hyperlink>
+    </w:p>
+    <w:p>
+      <w:pPr>
+        <w:pStyle w:val="ListParagraph"/>
+        <w:numPr>
+          <w:ilvl w:val="0"/>
+          <w:numId w:val="6"/>
+        </w:numPr>
+      </w:pPr>
+      <w:hyperlink r:id="rId31" w:history="1">
+        <w:r>
+          <w:rPr>
+            <w:rStyle w:val="Hyperlink"/>
+            <w:i/>
+          </w:rPr>
+          <w:t xml:space="preserve">Bright Rich | CORFAC: ставки аренды офисов Санкт-Петербурга, I кв. 2026</w:t>
         </w:r>
       </w:hyperlink>
     </w:p>
@@ -4764,7 +6051,10 @@
     <w:abstractNumId w:val="0"/>
   </w:num>
   <w:num w:numId="2">
-    <w:abstractNumId w:val="0"/>
+    <w:abstractNumId w:val="1"/>
+    <w:lvlOverride w:ilvl="0">
+      <w:startOverride w:val="1"/>
+    </w:lvlOverride>
   </w:num>
   <w:num w:numId="3">
     <w:abstractNumId w:val="1"/>
@@ -4773,6 +6063,15 @@
     </w:lvlOverride>
   </w:num>
   <w:num w:numId="4">
+    <w:abstractNumId w:val="0"/>
+  </w:num>
+  <w:num w:numId="5">
+    <w:abstractNumId w:val="1"/>
+    <w:lvlOverride w:ilvl="0">
+      <w:startOverride w:val="1"/>
+    </w:lvlOverride>
+  </w:num>
+  <w:num w:numId="6">
     <w:abstractNumId w:val="1"/>
     <w:lvlOverride w:ilvl="0">
       <w:startOverride w:val="1"/>
